--- a/en/scientists/CV/Word/Khalilova_Saida_CV_EN.docx
+++ b/en/scientists/CV/Word/Khalilova_Saida_CV_EN.docx
@@ -377,7 +377,7 @@
           <w:sz w:val="21"/>
           <w:szCs w:val="21"/>
         </w:rPr>
-        <w:t>Saida Khalilova is founder and director of the Royal Conservatory of Music and Art in Muscat, a post dated from November 2023, and an associate professor at the Baku Music Academy, dated from October 2011. She received a PhD in music pedagogy from the Baku Music Academy in 2014 and a Master of Arts in music there in 1996. She taught piano at Sultan Qaboos University from 2011 to 2018 and at music colleges in Baku and Shusha. The CV lists a 2016 book and several papers on Elmira Aliyeva and piano education in Azerbaijan.</w:t>
+        <w:t>Saida Khalilova is founder and director of the Royal Conservatory of Music and Art in Muscat, a post dated from November 2023, and an associate professor at the Baku Music Academy, dated from October 2011. She received a PhD in music pedagogy from the Baku Music Academy in 2014 and a Master of Arts in music there in 1996. She taught piano at Sultan Qaboos University from 2011 to 2018 and at music colleges in Baku and Shusha. Published a 2016 book and several papers on Elmira Aliyeva and piano education in Azerbaijan.</w:t>
       </w:r>
     </w:p>
     <w:p>
@@ -2040,7 +2040,7 @@
                 <w:sz w:val="21"/>
                 <w:szCs w:val="21"/>
               </w:rPr>
-              <w:t>CV</w:t>
+              <w:t>Self-reported</w:t>
             </w:r>
           </w:p>
         </w:tc>
